--- a/landing/src/content/docs/tools/pull-requests.md.docx
+++ b/landing/src/content/docs/tools/pull-requests.md.docx
@@ -85,6 +85,7 @@
           <w:numId w:val="2"/>
         </w:numPr>
         <w:ind w:left="720" w:hanging="360"/>
+        <w:rPr/>
       </w:pPr>
       <w:r>
         <w:rPr>
@@ -100,6 +101,7 @@
           <w:numId w:val="2"/>
         </w:numPr>
         <w:ind w:left="720" w:hanging="360"/>
+        <w:rPr/>
       </w:pPr>
       <w:r>
         <w:rPr>
@@ -115,6 +117,7 @@
           <w:numId w:val="2"/>
         </w:numPr>
         <w:ind w:left="720" w:hanging="360"/>
+        <w:rPr/>
       </w:pPr>
       <w:r>
         <w:rPr>
@@ -130,6 +133,7 @@
           <w:numId w:val="2"/>
         </w:numPr>
         <w:ind w:left="720" w:hanging="360"/>
+        <w:rPr/>
       </w:pPr>
       <w:r>
         <w:rPr>
@@ -145,6 +149,7 @@
           <w:numId w:val="2"/>
         </w:numPr>
         <w:ind w:left="720" w:hanging="360"/>
+        <w:rPr/>
       </w:pPr>
       <w:r>
         <w:rPr>
@@ -160,6 +165,7 @@
           <w:numId w:val="2"/>
         </w:numPr>
         <w:ind w:left="720" w:hanging="360"/>
+        <w:rPr/>
       </w:pPr>
       <w:r>
         <w:rPr>
@@ -175,6 +181,7 @@
           <w:numId w:val="2"/>
         </w:numPr>
         <w:ind w:left="720" w:hanging="360"/>
+        <w:rPr/>
       </w:pPr>
       <w:r>
         <w:rPr>
@@ -292,7 +299,7 @@
         <w:pStyle w:val="Heading2"/>
         <w:rPr/>
       </w:pPr>
-      <w:bookmarkStart w:colFirst="0" w:colLast="0" w:name="_msm7vxwnxstc" w:id="0"/>
+      <w:bookmarkStart w:colFirst="0" w:colLast="0" w:name="_dokcku4iyaom" w:id="0"/>
       <w:bookmarkEnd w:id="0"/>
       <w:r>
         <w:rPr>
@@ -344,6 +351,7 @@
           <w:numId w:val="2"/>
         </w:numPr>
         <w:ind w:left="720" w:hanging="360"/>
+        <w:rPr/>
       </w:pPr>
       <w:r>
         <w:rPr>
@@ -359,6 +367,7 @@
           <w:numId w:val="2"/>
         </w:numPr>
         <w:ind w:left="720" w:hanging="360"/>
+        <w:rPr/>
       </w:pPr>
       <w:r>
         <w:rPr>
@@ -374,6 +383,7 @@
           <w:numId w:val="2"/>
         </w:numPr>
         <w:ind w:left="720" w:hanging="360"/>
+        <w:rPr/>
       </w:pPr>
       <w:r>
         <w:rPr>
@@ -389,6 +399,7 @@
           <w:numId w:val="2"/>
         </w:numPr>
         <w:ind w:left="720" w:hanging="360"/>
+        <w:rPr/>
       </w:pPr>
       <w:r>
         <w:rPr>
@@ -404,6 +415,7 @@
           <w:numId w:val="2"/>
         </w:numPr>
         <w:ind w:left="720" w:hanging="360"/>
+        <w:rPr/>
       </w:pPr>
       <w:r>
         <w:rPr>
@@ -496,7 +508,7 @@
         <w:pStyle w:val="Heading2"/>
         <w:rPr/>
       </w:pPr>
-      <w:bookmarkStart w:colFirst="0" w:colLast="0" w:name="_yvmr8ld0uhg" w:id="1"/>
+      <w:bookmarkStart w:colFirst="0" w:colLast="0" w:name="_d9jp6n8ki5w8" w:id="1"/>
       <w:bookmarkEnd w:id="1"/>
       <w:r>
         <w:rPr>
@@ -512,6 +524,7 @@
           <w:numId w:val="1"/>
         </w:numPr>
         <w:ind w:left="720" w:hanging="360"/>
+        <w:rPr/>
       </w:pPr>
       <w:r>
         <w:rPr>
@@ -541,6 +554,7 @@
           <w:numId w:val="1"/>
         </w:numPr>
         <w:ind w:left="720" w:hanging="360"/>
+        <w:rPr/>
       </w:pPr>
       <w:r>
         <w:rPr>
@@ -570,6 +584,7 @@
           <w:numId w:val="1"/>
         </w:numPr>
         <w:ind w:left="720" w:hanging="360"/>
+        <w:rPr/>
       </w:pPr>
       <w:r>
         <w:rPr>
@@ -599,6 +614,7 @@
           <w:numId w:val="1"/>
         </w:numPr>
         <w:ind w:left="720" w:hanging="360"/>
+        <w:rPr/>
       </w:pPr>
       <w:r>
         <w:rPr>
@@ -614,6 +630,7 @@
           <w:numId w:val="1"/>
         </w:numPr>
         <w:ind w:left="720" w:hanging="360"/>
+        <w:rPr/>
       </w:pPr>
       <w:r>
         <w:rPr>
@@ -733,7 +750,7 @@
         <w:pStyle w:val="Heading2"/>
         <w:rPr/>
       </w:pPr>
-      <w:bookmarkStart w:colFirst="0" w:colLast="0" w:name="_b3gedfhrukmz" w:id="2"/>
+      <w:bookmarkStart w:colFirst="0" w:colLast="0" w:name="_sf1js1buddpr" w:id="2"/>
       <w:bookmarkEnd w:id="2"/>
       <w:r>
         <w:rPr>
@@ -758,7 +775,7 @@
         <w:pStyle w:val="Heading2"/>
         <w:rPr/>
       </w:pPr>
-      <w:bookmarkStart w:colFirst="0" w:colLast="0" w:name="_o56nlsv077um" w:id="3"/>
+      <w:bookmarkStart w:colFirst="0" w:colLast="0" w:name="_uk18mhmrym2y" w:id="3"/>
       <w:bookmarkEnd w:id="3"/>
       <w:r>
         <w:rPr>
@@ -783,7 +800,7 @@
         <w:pStyle w:val="Heading2"/>
         <w:rPr/>
       </w:pPr>
-      <w:bookmarkStart w:colFirst="0" w:colLast="0" w:name="_dthy1mf4sv9p" w:id="4"/>
+      <w:bookmarkStart w:colFirst="0" w:colLast="0" w:name="_io73kehwu0nf" w:id="4"/>
       <w:bookmarkEnd w:id="4"/>
       <w:r>
         <w:rPr>
